--- a/gestion_escolar/templates/tramites/Plantillas/Word/CONSTANCIAS.docx
+++ b/gestion_escolar/templates/tramites/Plantillas/Word/CONSTANCIAS.docx
@@ -222,8 +222,6 @@
         </w:rPr>
         <w:t>2025-2026</w:t>
       </w:r>
-      <w:bookmarkStart w:id="0" w:name="_GoBack"/>
-      <w:bookmarkEnd w:id="0"/>
     </w:p>
     <w:p>
       <w:pPr>
@@ -1128,7 +1126,12 @@
       </w:pPr>
     </w:p>
     <w:sectPr>
-      <w:headerReference w:type="default" r:id="rId6"/>
+      <w:headerReference w:type="even" r:id="rId6"/>
+      <w:headerReference w:type="default" r:id="rId7"/>
+      <w:footerReference w:type="even" r:id="rId8"/>
+      <w:footerReference w:type="default" r:id="rId9"/>
+      <w:headerReference w:type="first" r:id="rId10"/>
+      <w:footerReference w:type="first" r:id="rId11"/>
       <w:pgSz w:w="12240" w:h="15840"/>
       <w:pgMar w:top="1417" w:right="1701" w:bottom="1417" w:left="1701" w:header="708" w:footer="708" w:gutter="0"/>
       <w:cols w:space="708"/>
@@ -1163,6 +1166,36 @@
 </w:endnotes>
 </file>
 
+<file path=word/footer1.xml><?xml version="1.0" encoding="utf-8"?>
+<w:ftr xmlns:wpc="http://schemas.microsoft.com/office/word/2010/wordprocessingCanvas" xmlns:cx="http://schemas.microsoft.com/office/drawing/2014/chartex" xmlns:mc="http://schemas.openxmlformats.org/markup-compatibility/2006" xmlns:o="urn:schemas-microsoft-com:office:office" xmlns:r="http://schemas.openxmlformats.org/officeDocument/2006/relationships" xmlns:m="http://schemas.openxmlformats.org/officeDocument/2006/math" xmlns:v="urn:schemas-microsoft-com:vml" xmlns:wp14="http://schemas.microsoft.com/office/word/2010/wordprocessingDrawing" xmlns:wp="http://schemas.openxmlformats.org/drawingml/2006/wordprocessingDrawing" xmlns:w10="urn:schemas-microsoft-com:office:word" xmlns:w="http://schemas.openxmlformats.org/wordprocessingml/2006/main" xmlns:w14="http://schemas.microsoft.com/office/word/2010/wordml" xmlns:w15="http://schemas.microsoft.com/office/word/2012/wordml" xmlns:w16se="http://schemas.microsoft.com/office/word/2015/wordml/symex" xmlns:wpg="http://schemas.microsoft.com/office/word/2010/wordprocessingGroup" xmlns:wpi="http://schemas.microsoft.com/office/word/2010/wordprocessingInk" xmlns:wne="http://schemas.microsoft.com/office/word/2006/wordml" xmlns:wps="http://schemas.microsoft.com/office/word/2010/wordprocessingShape" mc:Ignorable="w14 w15 w16se wp14">
+  <w:p>
+    <w:pPr>
+      <w:pStyle w:val="Piedepgina"/>
+    </w:pPr>
+  </w:p>
+</w:ftr>
+</file>
+
+<file path=word/footer2.xml><?xml version="1.0" encoding="utf-8"?>
+<w:ftr xmlns:wpc="http://schemas.microsoft.com/office/word/2010/wordprocessingCanvas" xmlns:cx="http://schemas.microsoft.com/office/drawing/2014/chartex" xmlns:mc="http://schemas.openxmlformats.org/markup-compatibility/2006" xmlns:o="urn:schemas-microsoft-com:office:office" xmlns:r="http://schemas.openxmlformats.org/officeDocument/2006/relationships" xmlns:m="http://schemas.openxmlformats.org/officeDocument/2006/math" xmlns:v="urn:schemas-microsoft-com:vml" xmlns:wp14="http://schemas.microsoft.com/office/word/2010/wordprocessingDrawing" xmlns:wp="http://schemas.openxmlformats.org/drawingml/2006/wordprocessingDrawing" xmlns:w10="urn:schemas-microsoft-com:office:word" xmlns:w="http://schemas.openxmlformats.org/wordprocessingml/2006/main" xmlns:w14="http://schemas.microsoft.com/office/word/2010/wordml" xmlns:w15="http://schemas.microsoft.com/office/word/2012/wordml" xmlns:w16se="http://schemas.microsoft.com/office/word/2015/wordml/symex" xmlns:wpg="http://schemas.microsoft.com/office/word/2010/wordprocessingGroup" xmlns:wpi="http://schemas.microsoft.com/office/word/2010/wordprocessingInk" xmlns:wne="http://schemas.microsoft.com/office/word/2006/wordml" xmlns:wps="http://schemas.microsoft.com/office/word/2010/wordprocessingShape" mc:Ignorable="w14 w15 w16se wp14">
+  <w:p>
+    <w:pPr>
+      <w:pStyle w:val="Piedepgina"/>
+    </w:pPr>
+  </w:p>
+</w:ftr>
+</file>
+
+<file path=word/footer3.xml><?xml version="1.0" encoding="utf-8"?>
+<w:ftr xmlns:wpc="http://schemas.microsoft.com/office/word/2010/wordprocessingCanvas" xmlns:cx="http://schemas.microsoft.com/office/drawing/2014/chartex" xmlns:mc="http://schemas.openxmlformats.org/markup-compatibility/2006" xmlns:o="urn:schemas-microsoft-com:office:office" xmlns:r="http://schemas.openxmlformats.org/officeDocument/2006/relationships" xmlns:m="http://schemas.openxmlformats.org/officeDocument/2006/math" xmlns:v="urn:schemas-microsoft-com:vml" xmlns:wp14="http://schemas.microsoft.com/office/word/2010/wordprocessingDrawing" xmlns:wp="http://schemas.openxmlformats.org/drawingml/2006/wordprocessingDrawing" xmlns:w10="urn:schemas-microsoft-com:office:word" xmlns:w="http://schemas.openxmlformats.org/wordprocessingml/2006/main" xmlns:w14="http://schemas.microsoft.com/office/word/2010/wordml" xmlns:w15="http://schemas.microsoft.com/office/word/2012/wordml" xmlns:w16se="http://schemas.microsoft.com/office/word/2015/wordml/symex" xmlns:wpg="http://schemas.microsoft.com/office/word/2010/wordprocessingGroup" xmlns:wpi="http://schemas.microsoft.com/office/word/2010/wordprocessingInk" xmlns:wne="http://schemas.microsoft.com/office/word/2006/wordml" xmlns:wps="http://schemas.microsoft.com/office/word/2010/wordprocessingShape" mc:Ignorable="w14 w15 w16se wp14">
+  <w:p>
+    <w:pPr>
+      <w:pStyle w:val="Piedepgina"/>
+    </w:pPr>
+  </w:p>
+</w:ftr>
+</file>
+
 <file path=word/footnotes.xml><?xml version="1.0" encoding="utf-8"?>
 <w:footnotes xmlns:wpc="http://schemas.microsoft.com/office/word/2010/wordprocessingCanvas" xmlns:cx="http://schemas.microsoft.com/office/drawing/2014/chartex" xmlns:mc="http://schemas.openxmlformats.org/markup-compatibility/2006" xmlns:o="urn:schemas-microsoft-com:office:office" xmlns:r="http://schemas.openxmlformats.org/officeDocument/2006/relationships" xmlns:m="http://schemas.openxmlformats.org/officeDocument/2006/math" xmlns:v="urn:schemas-microsoft-com:vml" xmlns:wp14="http://schemas.microsoft.com/office/word/2010/wordprocessingDrawing" xmlns:wp="http://schemas.openxmlformats.org/drawingml/2006/wordprocessingDrawing" xmlns:w10="urn:schemas-microsoft-com:office:word" xmlns:w="http://schemas.openxmlformats.org/wordprocessingml/2006/main" xmlns:w14="http://schemas.microsoft.com/office/word/2010/wordml" xmlns:w15="http://schemas.microsoft.com/office/word/2012/wordml" xmlns:w16se="http://schemas.microsoft.com/office/word/2015/wordml/symex" xmlns:wpg="http://schemas.microsoft.com/office/word/2010/wordprocessingGroup" xmlns:wpi="http://schemas.microsoft.com/office/word/2010/wordprocessingInk" xmlns:wne="http://schemas.microsoft.com/office/word/2006/wordml" xmlns:wps="http://schemas.microsoft.com/office/word/2010/wordprocessingShape" mc:Ignorable="w14 w15 w16se wp14">
   <w:footnote w:type="separator" w:id="-1">
@@ -1194,24 +1227,37 @@
     <w:pPr>
       <w:pStyle w:val="Encabezado"/>
     </w:pPr>
+  </w:p>
+</w:hdr>
+</file>
+
+<file path=word/header2.xml><?xml version="1.0" encoding="utf-8"?>
+<w:hdr xmlns:wpc="http://schemas.microsoft.com/office/word/2010/wordprocessingCanvas" xmlns:cx="http://schemas.microsoft.com/office/drawing/2014/chartex" xmlns:mc="http://schemas.openxmlformats.org/markup-compatibility/2006" xmlns:o="urn:schemas-microsoft-com:office:office" xmlns:r="http://schemas.openxmlformats.org/officeDocument/2006/relationships" xmlns:m="http://schemas.openxmlformats.org/officeDocument/2006/math" xmlns:v="urn:schemas-microsoft-com:vml" xmlns:wp14="http://schemas.microsoft.com/office/word/2010/wordprocessingDrawing" xmlns:wp="http://schemas.openxmlformats.org/drawingml/2006/wordprocessingDrawing" xmlns:w10="urn:schemas-microsoft-com:office:word" xmlns:w="http://schemas.openxmlformats.org/wordprocessingml/2006/main" xmlns:w14="http://schemas.microsoft.com/office/word/2010/wordml" xmlns:w15="http://schemas.microsoft.com/office/word/2012/wordml" xmlns:w16se="http://schemas.microsoft.com/office/word/2015/wordml/symex" xmlns:wpg="http://schemas.microsoft.com/office/word/2010/wordprocessingGroup" xmlns:wpi="http://schemas.microsoft.com/office/word/2010/wordprocessingInk" xmlns:wne="http://schemas.microsoft.com/office/word/2006/wordml" xmlns:wps="http://schemas.microsoft.com/office/word/2010/wordprocessingShape" mc:Ignorable="w14 w15 w16se wp14">
+  <w:p>
+    <w:pPr>
+      <w:pStyle w:val="Encabezado"/>
+    </w:pPr>
+    <w:bookmarkStart w:id="0" w:name="_GoBack"/>
     <w:r>
       <w:rPr>
         <w:noProof/>
+        <w:sz w:val="16"/>
+        <w:szCs w:val="16"/>
         <w:lang w:val="en-US"/>
       </w:rPr>
       <w:drawing>
-        <wp:anchor distT="0" distB="0" distL="114300" distR="114300" simplePos="0" relativeHeight="251659264" behindDoc="1" locked="0" layoutInCell="1" allowOverlap="1" wp14:anchorId="5497F455" wp14:editId="648540EF">
+        <wp:anchor distT="0" distB="0" distL="114300" distR="114300" simplePos="0" relativeHeight="251659264" behindDoc="1" locked="0" layoutInCell="1" allowOverlap="1" wp14:anchorId="6CAEB132" wp14:editId="04D0B14C">
           <wp:simplePos x="0" y="0"/>
           <wp:positionH relativeFrom="margin">
             <wp:align>center</wp:align>
           </wp:positionH>
           <wp:positionV relativeFrom="paragraph">
-            <wp:posOffset>-276860</wp:posOffset>
+            <wp:posOffset>-172085</wp:posOffset>
           </wp:positionV>
-          <wp:extent cx="7353300" cy="9703727"/>
-          <wp:effectExtent l="0" t="0" r="0" b="0"/>
+          <wp:extent cx="7340279" cy="9498842"/>
+          <wp:effectExtent l="0" t="0" r="0" b="7620"/>
           <wp:wrapNone/>
-          <wp:docPr id="29" name="Imagen 29"/>
+          <wp:docPr id="1196353157" name="Imagen 2"/>
           <wp:cNvGraphicFramePr>
             <a:graphicFrameLocks xmlns:a="http://schemas.openxmlformats.org/drawingml/2006/main" noChangeAspect="1"/>
           </wp:cNvGraphicFramePr>
@@ -1219,11 +1265,11 @@
             <a:graphicData uri="http://schemas.openxmlformats.org/drawingml/2006/picture">
               <pic:pic xmlns:pic="http://schemas.openxmlformats.org/drawingml/2006/picture">
                 <pic:nvPicPr>
-                  <pic:cNvPr id="29" name="membretada oficial SEED 2025 (EDUC ESPECIAL).jpg"/>
+                  <pic:cNvPr id="1196353157" name="Imagen 1196353157"/>
                   <pic:cNvPicPr/>
                 </pic:nvPicPr>
                 <pic:blipFill>
-                  <a:blip r:embed="rId1" cstate="print">
+                  <a:blip r:embed="rId1">
                     <a:extLst>
                       <a:ext uri="{28A0092B-C50C-407E-A947-70E740481C1C}">
                         <a14:useLocalDpi xmlns:a14="http://schemas.microsoft.com/office/drawing/2010/main" val="0"/>
@@ -1237,7 +1283,7 @@
                 <pic:spPr>
                   <a:xfrm>
                     <a:off x="0" y="0"/>
-                    <a:ext cx="7353300" cy="9703727"/>
+                    <a:ext cx="7340279" cy="9498842"/>
                   </a:xfrm>
                   <a:prstGeom prst="rect">
                     <a:avLst/>
@@ -1255,6 +1301,17 @@
         </wp:anchor>
       </w:drawing>
     </w:r>
+    <w:bookmarkEnd w:id="0"/>
+  </w:p>
+</w:hdr>
+</file>
+
+<file path=word/header3.xml><?xml version="1.0" encoding="utf-8"?>
+<w:hdr xmlns:wpc="http://schemas.microsoft.com/office/word/2010/wordprocessingCanvas" xmlns:cx="http://schemas.microsoft.com/office/drawing/2014/chartex" xmlns:mc="http://schemas.openxmlformats.org/markup-compatibility/2006" xmlns:o="urn:schemas-microsoft-com:office:office" xmlns:r="http://schemas.openxmlformats.org/officeDocument/2006/relationships" xmlns:m="http://schemas.openxmlformats.org/officeDocument/2006/math" xmlns:v="urn:schemas-microsoft-com:vml" xmlns:wp14="http://schemas.microsoft.com/office/word/2010/wordprocessingDrawing" xmlns:wp="http://schemas.openxmlformats.org/drawingml/2006/wordprocessingDrawing" xmlns:w10="urn:schemas-microsoft-com:office:word" xmlns:w="http://schemas.openxmlformats.org/wordprocessingml/2006/main" xmlns:w14="http://schemas.microsoft.com/office/word/2010/wordml" xmlns:w15="http://schemas.microsoft.com/office/word/2012/wordml" xmlns:w16se="http://schemas.microsoft.com/office/word/2015/wordml/symex" xmlns:wpg="http://schemas.microsoft.com/office/word/2010/wordprocessingGroup" xmlns:wpi="http://schemas.microsoft.com/office/word/2010/wordprocessingInk" xmlns:wne="http://schemas.microsoft.com/office/word/2006/wordml" xmlns:wps="http://schemas.microsoft.com/office/word/2010/wordprocessingShape" mc:Ignorable="w14 w15 w16se wp14">
+  <w:p>
+    <w:pPr>
+      <w:pStyle w:val="Encabezado"/>
+    </w:pPr>
   </w:p>
 </w:hdr>
 </file>

--- a/gestion_escolar/templates/tramites/Plantillas/Word/CONSTANCIAS.docx
+++ b/gestion_escolar/templates/tramites/Plantillas/Word/CONSTANCIAS.docx
@@ -199,7 +199,6 @@
         <w:t>F_OfPres</w:t>
       </w:r>
       <w:proofErr w:type="spellEnd"/>
-      <w:proofErr w:type="gramStart"/>
       <w:r>
         <w:rPr>
           <w:rFonts w:ascii="Times New Roman" w:hAnsi="Times New Roman" w:cs="Times New Roman"/>
@@ -212,16 +211,10 @@
           <w:rFonts w:ascii="Times New Roman" w:hAnsi="Times New Roman" w:cs="Times New Roman"/>
           <w:b/>
         </w:rPr>
-        <w:t>/</w:t>
-      </w:r>
-      <w:proofErr w:type="gramEnd"/>
-      <w:r>
-        <w:rPr>
-          <w:rFonts w:ascii="Times New Roman" w:hAnsi="Times New Roman" w:cs="Times New Roman"/>
-          <w:b/>
-        </w:rPr>
-        <w:t>2025-2026</w:t>
-      </w:r>
+        <w:t>/2026-2027</w:t>
+      </w:r>
+      <w:bookmarkStart w:id="0" w:name="_GoBack"/>
+      <w:bookmarkEnd w:id="0"/>
     </w:p>
     <w:p>
       <w:pPr>
@@ -1237,7 +1230,6 @@
     <w:pPr>
       <w:pStyle w:val="Encabezado"/>
     </w:pPr>
-    <w:bookmarkStart w:id="0" w:name="_GoBack"/>
     <w:r>
       <w:rPr>
         <w:noProof/>
@@ -1301,7 +1293,6 @@
         </wp:anchor>
       </w:drawing>
     </w:r>
-    <w:bookmarkEnd w:id="0"/>
   </w:p>
 </w:hdr>
 </file>
